--- a/detailsOfwebsite/People Details.docx
+++ b/detailsOfwebsite/People Details.docx
@@ -975,7 +975,7 @@
         <w:rPr>
           <w:rtl w:val="0"/>
         </w:rPr>
-        <w:t xml:space="preserve">Linkedin link:</w:t>
+        <w:t xml:space="preserve">Linkedin link:https://www.linkedin.com/in/prasanna-kumari-katadi-178b04376?utm_source=share&amp;utm_campaign=share_via&amp;utm_content=profile&amp;utm_medium=android_app</w:t>
       </w:r>
     </w:p>
     <w:p>
